--- a/Pem.Web/P01/Template_Laporan_Praktikum_Pemrograman_Web.docx
+++ b/Pem.Web/P01/Template_Laporan_Praktikum_Pemrograman_Web.docx
@@ -355,10 +355,10 @@
         </w:tblCellMar>
       </w:tblPr>
       <w:tblGrid>
-        <w:gridCol w:w="2160"/>
-        <w:gridCol w:w="2160"/>
-        <w:gridCol w:w="2160"/>
-        <w:gridCol w:w="2160"/>
+        <w:gridCol w:w="485"/>
+        <w:gridCol w:w="1802"/>
+        <w:gridCol w:w="5586"/>
+        <w:gridCol w:w="983"/>
       </w:tblGrid>
       <w:tr>
         <w:tblPrEx>
@@ -404,7 +404,7 @@
         </w:tc>
         <w:tc>
           <w:tcPr>
-            <w:tcW w:w="2160" w:type="dxa"/>
+            <w:tcW w:w="2166" w:type="dxa"/>
             <w:shd w:val="clear" w:color="auto" w:fill="FBD4B4" w:themeFill="accent6" w:themeFillTint="66"/>
           </w:tcPr>
           <w:p>
@@ -459,15 +459,75 @@
           <w:tcPr>
             <w:tcW w:w="2160" w:type="dxa"/>
           </w:tcPr>
-          <w:p/>
+          <w:p>
+            <w:pPr>
+              <w:rPr>
+                <w:rFonts w:hint="default"/>
+                <w:lang w:val="en-US"/>
+              </w:rPr>
+            </w:pPr>
+            <w:r>
+              <w:rPr>
+                <w:rFonts w:hint="default"/>
+                <w:lang w:val="en-US"/>
+              </w:rPr>
+              <w:t>Menginstal komposer</w:t>
+            </w:r>
+          </w:p>
         </w:tc>
         <w:tc>
           <w:tcPr>
-            <w:tcW w:w="2160" w:type="dxa"/>
+            <w:tcW w:w="2166" w:type="dxa"/>
           </w:tcPr>
           <w:p>
+            <w:pPr>
+              <w:rPr>
+                <w:rFonts w:hint="default"/>
+                <w:lang w:val="en-US"/>
+              </w:rPr>
+            </w:pPr>
             <w:r>
-              <w:t>Tempel Screenshot di sini</w:t>
+              <w:drawing>
+                <wp:inline distT="0" distB="0" distL="114300" distR="114300">
+                  <wp:extent cx="3392805" cy="1833245"/>
+                  <wp:effectExtent l="0" t="0" r="17145" b="14605"/>
+                  <wp:docPr id="8" name="Picture 2"/>
+                  <wp:cNvGraphicFramePr>
+                    <a:graphicFrameLocks xmlns:a="http://schemas.openxmlformats.org/drawingml/2006/main" noChangeAspect="1"/>
+                  </wp:cNvGraphicFramePr>
+                  <a:graphic xmlns:a="http://schemas.openxmlformats.org/drawingml/2006/main">
+                    <a:graphicData uri="http://schemas.openxmlformats.org/drawingml/2006/picture">
+                      <pic:pic xmlns:pic="http://schemas.openxmlformats.org/drawingml/2006/picture">
+                        <pic:nvPicPr>
+                          <pic:cNvPr id="8" name="Picture 2"/>
+                          <pic:cNvPicPr>
+                            <a:picLocks noChangeAspect="1"/>
+                          </pic:cNvPicPr>
+                        </pic:nvPicPr>
+                        <pic:blipFill>
+                          <a:blip r:embed="rId8"/>
+                          <a:stretch>
+                            <a:fillRect/>
+                          </a:stretch>
+                        </pic:blipFill>
+                        <pic:spPr>
+                          <a:xfrm>
+                            <a:off x="0" y="0"/>
+                            <a:ext cx="3392805" cy="1833245"/>
+                          </a:xfrm>
+                          <a:prstGeom prst="rect">
+                            <a:avLst/>
+                          </a:prstGeom>
+                          <a:noFill/>
+                          <a:ln>
+                            <a:noFill/>
+                          </a:ln>
+                        </pic:spPr>
+                      </pic:pic>
+                    </a:graphicData>
+                  </a:graphic>
+                </wp:inline>
+              </w:drawing>
             </w:r>
           </w:p>
         </w:tc>
@@ -503,7 +563,17 @@
             <w:tcW w:w="2160" w:type="dxa"/>
           </w:tcPr>
           <w:p>
+            <w:pPr>
+              <w:rPr>
+                <w:rFonts w:hint="default"/>
+                <w:lang w:val="en-US"/>
+              </w:rPr>
+            </w:pPr>
             <w:r>
+              <w:rPr>
+                <w:rFonts w:hint="default"/>
+                <w:lang w:val="en-US"/>
+              </w:rPr>
               <w:t>2</w:t>
             </w:r>
           </w:p>
@@ -512,15 +582,75 @@
           <w:tcPr>
             <w:tcW w:w="2160" w:type="dxa"/>
           </w:tcPr>
-          <w:p/>
+          <w:p>
+            <w:pPr>
+              <w:rPr>
+                <w:rFonts w:hint="default"/>
+                <w:lang w:val="en-US"/>
+              </w:rPr>
+            </w:pPr>
+            <w:r>
+              <w:rPr>
+                <w:rFonts w:hint="default"/>
+                <w:lang w:val="en-US"/>
+              </w:rPr>
+              <w:t>Mengkonfigurasi php.ini dalam xampp</w:t>
+            </w:r>
+          </w:p>
         </w:tc>
         <w:tc>
           <w:tcPr>
-            <w:tcW w:w="2160" w:type="dxa"/>
+            <w:tcW w:w="2166" w:type="dxa"/>
           </w:tcPr>
           <w:p>
+            <w:pPr>
+              <w:rPr>
+                <w:rFonts w:hint="default"/>
+                <w:lang w:val="en-US"/>
+              </w:rPr>
+            </w:pPr>
             <w:r>
-              <w:t>Tempel Screenshot di sini</w:t>
+              <w:drawing>
+                <wp:inline distT="0" distB="0" distL="114300" distR="114300">
+                  <wp:extent cx="3210560" cy="1764030"/>
+                  <wp:effectExtent l="0" t="0" r="8890" b="7620"/>
+                  <wp:docPr id="7" name="Picture 1"/>
+                  <wp:cNvGraphicFramePr>
+                    <a:graphicFrameLocks xmlns:a="http://schemas.openxmlformats.org/drawingml/2006/main" noChangeAspect="1"/>
+                  </wp:cNvGraphicFramePr>
+                  <a:graphic xmlns:a="http://schemas.openxmlformats.org/drawingml/2006/main">
+                    <a:graphicData uri="http://schemas.openxmlformats.org/drawingml/2006/picture">
+                      <pic:pic xmlns:pic="http://schemas.openxmlformats.org/drawingml/2006/picture">
+                        <pic:nvPicPr>
+                          <pic:cNvPr id="7" name="Picture 1"/>
+                          <pic:cNvPicPr>
+                            <a:picLocks noChangeAspect="1"/>
+                          </pic:cNvPicPr>
+                        </pic:nvPicPr>
+                        <pic:blipFill>
+                          <a:blip r:embed="rId9"/>
+                          <a:stretch>
+                            <a:fillRect/>
+                          </a:stretch>
+                        </pic:blipFill>
+                        <pic:spPr>
+                          <a:xfrm>
+                            <a:off x="0" y="0"/>
+                            <a:ext cx="3210560" cy="1764030"/>
+                          </a:xfrm>
+                          <a:prstGeom prst="rect">
+                            <a:avLst/>
+                          </a:prstGeom>
+                          <a:noFill/>
+                          <a:ln>
+                            <a:noFill/>
+                          </a:ln>
+                        </pic:spPr>
+                      </pic:pic>
+                    </a:graphicData>
+                  </a:graphic>
+                </wp:inline>
+              </w:drawing>
             </w:r>
           </w:p>
         </w:tc>
@@ -556,7 +686,17 @@
             <w:tcW w:w="2160" w:type="dxa"/>
           </w:tcPr>
           <w:p>
+            <w:pPr>
+              <w:rPr>
+                <w:rFonts w:hint="default"/>
+                <w:lang w:val="en-US"/>
+              </w:rPr>
+            </w:pPr>
             <w:r>
+              <w:rPr>
+                <w:rFonts w:hint="default"/>
+                <w:lang w:val="en-US"/>
+              </w:rPr>
               <w:t>3</w:t>
             </w:r>
           </w:p>
@@ -564,16 +704,80 @@
         <w:tc>
           <w:tcPr>
             <w:tcW w:w="2160" w:type="dxa"/>
+            <w:shd w:val="clear"/>
+            <w:vAlign w:val="top"/>
           </w:tcPr>
-          <w:p/>
+          <w:p>
+            <w:pPr>
+              <w:rPr>
+                <w:rFonts w:hint="default" w:asciiTheme="minorHAnsi" w:hAnsiTheme="minorHAnsi" w:eastAsiaTheme="minorEastAsia" w:cstheme="minorBidi"/>
+                <w:sz w:val="22"/>
+                <w:szCs w:val="22"/>
+                <w:lang w:val="en-US" w:eastAsia="en-US" w:bidi="ar-SA"/>
+              </w:rPr>
+            </w:pPr>
+            <w:r>
+              <w:rPr>
+                <w:rFonts w:hint="default"/>
+                <w:lang w:val="en-US"/>
+              </w:rPr>
+              <w:t>Melihat versi komposer yang telah diinstal</w:t>
+            </w:r>
+          </w:p>
         </w:tc>
         <w:tc>
           <w:tcPr>
-            <w:tcW w:w="2160" w:type="dxa"/>
+            <w:tcW w:w="2166" w:type="dxa"/>
           </w:tcPr>
           <w:p>
+            <w:pPr>
+              <w:rPr>
+                <w:rFonts w:hint="default"/>
+                <w:lang w:val="en-US"/>
+              </w:rPr>
+            </w:pPr>
             <w:r>
-              <w:t>Tempel Screenshot di sini</w:t>
+              <w:rPr>
+                <w:rFonts w:hint="default"/>
+                <w:lang w:val="en-US"/>
+              </w:rPr>
+              <w:drawing>
+                <wp:inline distT="0" distB="0" distL="114300" distR="114300">
+                  <wp:extent cx="3188335" cy="1792605"/>
+                  <wp:effectExtent l="0" t="0" r="12065" b="17145"/>
+                  <wp:docPr id="1" name="Picture 1" descr="Screenshot (40)"/>
+                  <wp:cNvGraphicFramePr>
+                    <a:graphicFrameLocks xmlns:a="http://schemas.openxmlformats.org/drawingml/2006/main" noChangeAspect="1"/>
+                  </wp:cNvGraphicFramePr>
+                  <a:graphic xmlns:a="http://schemas.openxmlformats.org/drawingml/2006/main">
+                    <a:graphicData uri="http://schemas.openxmlformats.org/drawingml/2006/picture">
+                      <pic:pic xmlns:pic="http://schemas.openxmlformats.org/drawingml/2006/picture">
+                        <pic:nvPicPr>
+                          <pic:cNvPr id="1" name="Picture 1" descr="Screenshot (40)"/>
+                          <pic:cNvPicPr>
+                            <a:picLocks noChangeAspect="1"/>
+                          </pic:cNvPicPr>
+                        </pic:nvPicPr>
+                        <pic:blipFill>
+                          <a:blip r:embed="rId10"/>
+                          <a:stretch>
+                            <a:fillRect/>
+                          </a:stretch>
+                        </pic:blipFill>
+                        <pic:spPr>
+                          <a:xfrm>
+                            <a:off x="0" y="0"/>
+                            <a:ext cx="3188335" cy="1792605"/>
+                          </a:xfrm>
+                          <a:prstGeom prst="rect">
+                            <a:avLst/>
+                          </a:prstGeom>
+                        </pic:spPr>
+                      </pic:pic>
+                    </a:graphicData>
+                  </a:graphic>
+                </wp:inline>
+              </w:drawing>
             </w:r>
           </w:p>
         </w:tc>
@@ -609,7 +813,17 @@
             <w:tcW w:w="2160" w:type="dxa"/>
           </w:tcPr>
           <w:p>
+            <w:pPr>
+              <w:rPr>
+                <w:rFonts w:hint="default"/>
+                <w:lang w:val="en-US"/>
+              </w:rPr>
+            </w:pPr>
             <w:r>
+              <w:rPr>
+                <w:rFonts w:hint="default"/>
+                <w:lang w:val="en-US"/>
+              </w:rPr>
               <w:t>4</w:t>
             </w:r>
           </w:p>
@@ -618,15 +832,75 @@
           <w:tcPr>
             <w:tcW w:w="2160" w:type="dxa"/>
           </w:tcPr>
-          <w:p/>
+          <w:p>
+            <w:pPr>
+              <w:rPr>
+                <w:rFonts w:hint="default"/>
+                <w:lang w:val="en-US"/>
+              </w:rPr>
+            </w:pPr>
+            <w:r>
+              <w:rPr>
+                <w:rFonts w:hint="default"/>
+                <w:lang w:val="en-US"/>
+              </w:rPr>
+              <w:t>Menginstal laravel (v12)</w:t>
+            </w:r>
+          </w:p>
         </w:tc>
         <w:tc>
           <w:tcPr>
-            <w:tcW w:w="2160" w:type="dxa"/>
+            <w:tcW w:w="2166" w:type="dxa"/>
           </w:tcPr>
           <w:p>
+            <w:pPr>
+              <w:rPr>
+                <w:rFonts w:hint="default"/>
+                <w:lang w:val="en-US"/>
+              </w:rPr>
+            </w:pPr>
             <w:r>
-              <w:t>Tempel Screenshot di sini</w:t>
+              <w:rPr>
+                <w:rFonts w:hint="default"/>
+                <w:lang w:val="en-US"/>
+              </w:rPr>
+              <w:drawing>
+                <wp:inline distT="0" distB="0" distL="114300" distR="114300">
+                  <wp:extent cx="3184525" cy="1789430"/>
+                  <wp:effectExtent l="0" t="0" r="15875" b="1270"/>
+                  <wp:docPr id="2" name="Picture 2" descr="Screenshot (41)"/>
+                  <wp:cNvGraphicFramePr>
+                    <a:graphicFrameLocks xmlns:a="http://schemas.openxmlformats.org/drawingml/2006/main" noChangeAspect="1"/>
+                  </wp:cNvGraphicFramePr>
+                  <a:graphic xmlns:a="http://schemas.openxmlformats.org/drawingml/2006/main">
+                    <a:graphicData uri="http://schemas.openxmlformats.org/drawingml/2006/picture">
+                      <pic:pic xmlns:pic="http://schemas.openxmlformats.org/drawingml/2006/picture">
+                        <pic:nvPicPr>
+                          <pic:cNvPr id="2" name="Picture 2" descr="Screenshot (41)"/>
+                          <pic:cNvPicPr>
+                            <a:picLocks noChangeAspect="1"/>
+                          </pic:cNvPicPr>
+                        </pic:nvPicPr>
+                        <pic:blipFill>
+                          <a:blip r:embed="rId11"/>
+                          <a:stretch>
+                            <a:fillRect/>
+                          </a:stretch>
+                        </pic:blipFill>
+                        <pic:spPr>
+                          <a:xfrm>
+                            <a:off x="0" y="0"/>
+                            <a:ext cx="3184525" cy="1789430"/>
+                          </a:xfrm>
+                          <a:prstGeom prst="rect">
+                            <a:avLst/>
+                          </a:prstGeom>
+                        </pic:spPr>
+                      </pic:pic>
+                    </a:graphicData>
+                  </a:graphic>
+                </wp:inline>
+              </w:drawing>
             </w:r>
           </w:p>
         </w:tc>
@@ -662,7 +936,17 @@
             <w:tcW w:w="2160" w:type="dxa"/>
           </w:tcPr>
           <w:p>
+            <w:pPr>
+              <w:rPr>
+                <w:rFonts w:hint="default"/>
+                <w:lang w:val="en-US"/>
+              </w:rPr>
+            </w:pPr>
             <w:r>
+              <w:rPr>
+                <w:rFonts w:hint="default"/>
+                <w:lang w:val="en-US"/>
+              </w:rPr>
               <w:t>5</w:t>
             </w:r>
           </w:p>
@@ -671,15 +955,75 @@
           <w:tcPr>
             <w:tcW w:w="2160" w:type="dxa"/>
           </w:tcPr>
-          <w:p/>
+          <w:p>
+            <w:pPr>
+              <w:rPr>
+                <w:rFonts w:hint="default"/>
+                <w:lang w:val="en-US"/>
+              </w:rPr>
+            </w:pPr>
+            <w:r>
+              <w:rPr>
+                <w:rFonts w:hint="default"/>
+                <w:lang w:val="en-US"/>
+              </w:rPr>
+              <w:t>Memastikan folder baru untuk laravel telah dibuat</w:t>
+            </w:r>
+          </w:p>
         </w:tc>
         <w:tc>
           <w:tcPr>
-            <w:tcW w:w="2160" w:type="dxa"/>
+            <w:tcW w:w="2166" w:type="dxa"/>
           </w:tcPr>
           <w:p>
+            <w:pPr>
+              <w:rPr>
+                <w:rFonts w:hint="default"/>
+                <w:lang w:val="en-US"/>
+              </w:rPr>
+            </w:pPr>
             <w:r>
-              <w:t>Tempel Screenshot di sini</w:t>
+              <w:rPr>
+                <w:rFonts w:hint="default"/>
+                <w:lang w:val="en-US"/>
+              </w:rPr>
+              <w:drawing>
+                <wp:inline distT="0" distB="0" distL="114300" distR="114300">
+                  <wp:extent cx="3178810" cy="1786255"/>
+                  <wp:effectExtent l="0" t="0" r="2540" b="4445"/>
+                  <wp:docPr id="3" name="Picture 3" descr="Screenshot (42)"/>
+                  <wp:cNvGraphicFramePr>
+                    <a:graphicFrameLocks xmlns:a="http://schemas.openxmlformats.org/drawingml/2006/main" noChangeAspect="1"/>
+                  </wp:cNvGraphicFramePr>
+                  <a:graphic xmlns:a="http://schemas.openxmlformats.org/drawingml/2006/main">
+                    <a:graphicData uri="http://schemas.openxmlformats.org/drawingml/2006/picture">
+                      <pic:pic xmlns:pic="http://schemas.openxmlformats.org/drawingml/2006/picture">
+                        <pic:nvPicPr>
+                          <pic:cNvPr id="3" name="Picture 3" descr="Screenshot (42)"/>
+                          <pic:cNvPicPr>
+                            <a:picLocks noChangeAspect="1"/>
+                          </pic:cNvPicPr>
+                        </pic:nvPicPr>
+                        <pic:blipFill>
+                          <a:blip r:embed="rId12"/>
+                          <a:stretch>
+                            <a:fillRect/>
+                          </a:stretch>
+                        </pic:blipFill>
+                        <pic:spPr>
+                          <a:xfrm>
+                            <a:off x="0" y="0"/>
+                            <a:ext cx="3178810" cy="1786255"/>
+                          </a:xfrm>
+                          <a:prstGeom prst="rect">
+                            <a:avLst/>
+                          </a:prstGeom>
+                        </pic:spPr>
+                      </pic:pic>
+                    </a:graphicData>
+                  </a:graphic>
+                </wp:inline>
+              </w:drawing>
             </w:r>
           </w:p>
         </w:tc>
@@ -715,13 +1059,18 @@
             <w:tcW w:w="2160" w:type="dxa"/>
           </w:tcPr>
           <w:p>
+            <w:pPr>
+              <w:rPr>
+                <w:rFonts w:hint="default"/>
+                <w:lang w:val="en-US"/>
+              </w:rPr>
+            </w:pPr>
             <w:r>
+              <w:rPr>
+                <w:rFonts w:hint="default"/>
+                <w:lang w:val="en-US"/>
+              </w:rPr>
               <w:t>6</w:t>
-            </w:r>
-          </w:p>
-          <w:p>
-            <w:r>
-              <w:t>Dst.</w:t>
             </w:r>
           </w:p>
         </w:tc>
@@ -733,11 +1082,304 @@
         </w:tc>
         <w:tc>
           <w:tcPr>
+            <w:tcW w:w="2166" w:type="dxa"/>
+          </w:tcPr>
+          <w:p>
+            <w:pPr>
+              <w:rPr>
+                <w:rFonts w:hint="default"/>
+                <w:lang w:val="en-US"/>
+              </w:rPr>
+            </w:pPr>
+            <w:r>
+              <w:rPr>
+                <w:rFonts w:hint="default"/>
+                <w:lang w:val="en-US"/>
+              </w:rPr>
+              <w:drawing>
+                <wp:inline distT="0" distB="0" distL="114300" distR="114300">
+                  <wp:extent cx="3192780" cy="1793875"/>
+                  <wp:effectExtent l="0" t="0" r="7620" b="15875"/>
+                  <wp:docPr id="4" name="Picture 4" descr="Screenshot (43)"/>
+                  <wp:cNvGraphicFramePr>
+                    <a:graphicFrameLocks xmlns:a="http://schemas.openxmlformats.org/drawingml/2006/main" noChangeAspect="1"/>
+                  </wp:cNvGraphicFramePr>
+                  <a:graphic xmlns:a="http://schemas.openxmlformats.org/drawingml/2006/main">
+                    <a:graphicData uri="http://schemas.openxmlformats.org/drawingml/2006/picture">
+                      <pic:pic xmlns:pic="http://schemas.openxmlformats.org/drawingml/2006/picture">
+                        <pic:nvPicPr>
+                          <pic:cNvPr id="4" name="Picture 4" descr="Screenshot (43)"/>
+                          <pic:cNvPicPr>
+                            <a:picLocks noChangeAspect="1"/>
+                          </pic:cNvPicPr>
+                        </pic:nvPicPr>
+                        <pic:blipFill>
+                          <a:blip r:embed="rId13"/>
+                          <a:stretch>
+                            <a:fillRect/>
+                          </a:stretch>
+                        </pic:blipFill>
+                        <pic:spPr>
+                          <a:xfrm>
+                            <a:off x="0" y="0"/>
+                            <a:ext cx="3192780" cy="1793875"/>
+                          </a:xfrm>
+                          <a:prstGeom prst="rect">
+                            <a:avLst/>
+                          </a:prstGeom>
+                        </pic:spPr>
+                      </pic:pic>
+                    </a:graphicData>
+                  </a:graphic>
+                </wp:inline>
+              </w:drawing>
+            </w:r>
+          </w:p>
+        </w:tc>
+        <w:tc>
+          <w:tcPr>
+            <w:tcW w:w="2160" w:type="dxa"/>
+          </w:tcPr>
+          <w:p/>
+        </w:tc>
+      </w:tr>
+      <w:tr>
+        <w:tblPrEx>
+          <w:tblBorders>
+            <w:top w:val="single" w:color="auto" w:sz="4" w:space="0"/>
+            <w:left w:val="single" w:color="auto" w:sz="4" w:space="0"/>
+            <w:bottom w:val="single" w:color="auto" w:sz="4" w:space="0"/>
+            <w:right w:val="single" w:color="auto" w:sz="4" w:space="0"/>
+            <w:insideH w:val="single" w:color="auto" w:sz="4" w:space="0"/>
+            <w:insideV w:val="single" w:color="auto" w:sz="4" w:space="0"/>
+          </w:tblBorders>
+          <w:tblCellMar>
+            <w:top w:w="0" w:type="dxa"/>
+            <w:left w:w="108" w:type="dxa"/>
+            <w:bottom w:w="0" w:type="dxa"/>
+            <w:right w:w="108" w:type="dxa"/>
+          </w:tblCellMar>
+        </w:tblPrEx>
+        <w:trPr>
+          <w:jc w:val="center"/>
+        </w:trPr>
+        <w:tc>
+          <w:tcPr>
             <w:tcW w:w="2160" w:type="dxa"/>
           </w:tcPr>
           <w:p>
+            <w:pPr>
+              <w:rPr>
+                <w:rFonts w:hint="default"/>
+                <w:lang w:val="en-US"/>
+              </w:rPr>
+            </w:pPr>
             <w:r>
-              <w:t>Tempel Screenshot di sini</w:t>
+              <w:rPr>
+                <w:rFonts w:hint="default"/>
+                <w:lang w:val="en-US"/>
+              </w:rPr>
+              <w:t>7</w:t>
+            </w:r>
+          </w:p>
+        </w:tc>
+        <w:tc>
+          <w:tcPr>
+            <w:tcW w:w="2160" w:type="dxa"/>
+          </w:tcPr>
+          <w:p>
+            <w:pPr>
+              <w:rPr>
+                <w:rFonts w:hint="default"/>
+                <w:lang w:val="en-US"/>
+              </w:rPr>
+            </w:pPr>
+            <w:r>
+              <w:rPr>
+                <w:rFonts w:hint="default"/>
+                <w:lang w:val="en-US"/>
+              </w:rPr>
+              <w:t>Set up repo untuk tugas pemrograman web</w:t>
+            </w:r>
+          </w:p>
+        </w:tc>
+        <w:tc>
+          <w:tcPr>
+            <w:tcW w:w="2166" w:type="dxa"/>
+          </w:tcPr>
+          <w:p>
+            <w:pPr>
+              <w:rPr>
+                <w:rFonts w:hint="default"/>
+                <w:lang w:val="en-US"/>
+              </w:rPr>
+            </w:pPr>
+            <w:r>
+              <w:rPr>
+                <w:rFonts w:hint="default"/>
+                <w:lang w:val="en-US"/>
+              </w:rPr>
+              <w:drawing>
+                <wp:inline distT="0" distB="0" distL="114300" distR="114300">
+                  <wp:extent cx="3236595" cy="1818640"/>
+                  <wp:effectExtent l="0" t="0" r="1905" b="10160"/>
+                  <wp:docPr id="5" name="Picture 5" descr="Screenshot (44)"/>
+                  <wp:cNvGraphicFramePr>
+                    <a:graphicFrameLocks xmlns:a="http://schemas.openxmlformats.org/drawingml/2006/main" noChangeAspect="1"/>
+                  </wp:cNvGraphicFramePr>
+                  <a:graphic xmlns:a="http://schemas.openxmlformats.org/drawingml/2006/main">
+                    <a:graphicData uri="http://schemas.openxmlformats.org/drawingml/2006/picture">
+                      <pic:pic xmlns:pic="http://schemas.openxmlformats.org/drawingml/2006/picture">
+                        <pic:nvPicPr>
+                          <pic:cNvPr id="5" name="Picture 5" descr="Screenshot (44)"/>
+                          <pic:cNvPicPr>
+                            <a:picLocks noChangeAspect="1"/>
+                          </pic:cNvPicPr>
+                        </pic:nvPicPr>
+                        <pic:blipFill>
+                          <a:blip r:embed="rId14"/>
+                          <a:stretch>
+                            <a:fillRect/>
+                          </a:stretch>
+                        </pic:blipFill>
+                        <pic:spPr>
+                          <a:xfrm>
+                            <a:off x="0" y="0"/>
+                            <a:ext cx="3236595" cy="1818640"/>
+                          </a:xfrm>
+                          <a:prstGeom prst="rect">
+                            <a:avLst/>
+                          </a:prstGeom>
+                        </pic:spPr>
+                      </pic:pic>
+                    </a:graphicData>
+                  </a:graphic>
+                </wp:inline>
+              </w:drawing>
+            </w:r>
+          </w:p>
+        </w:tc>
+        <w:tc>
+          <w:tcPr>
+            <w:tcW w:w="2160" w:type="dxa"/>
+          </w:tcPr>
+          <w:p/>
+        </w:tc>
+      </w:tr>
+      <w:tr>
+        <w:tblPrEx>
+          <w:tblBorders>
+            <w:top w:val="single" w:color="auto" w:sz="4" w:space="0"/>
+            <w:left w:val="single" w:color="auto" w:sz="4" w:space="0"/>
+            <w:bottom w:val="single" w:color="auto" w:sz="4" w:space="0"/>
+            <w:right w:val="single" w:color="auto" w:sz="4" w:space="0"/>
+            <w:insideH w:val="single" w:color="auto" w:sz="4" w:space="0"/>
+            <w:insideV w:val="single" w:color="auto" w:sz="4" w:space="0"/>
+          </w:tblBorders>
+          <w:tblCellMar>
+            <w:top w:w="0" w:type="dxa"/>
+            <w:left w:w="108" w:type="dxa"/>
+            <w:bottom w:w="0" w:type="dxa"/>
+            <w:right w:w="108" w:type="dxa"/>
+          </w:tblCellMar>
+        </w:tblPrEx>
+        <w:trPr>
+          <w:jc w:val="center"/>
+        </w:trPr>
+        <w:tc>
+          <w:tcPr>
+            <w:tcW w:w="2160" w:type="dxa"/>
+          </w:tcPr>
+          <w:p>
+            <w:pPr>
+              <w:rPr>
+                <w:rFonts w:hint="default"/>
+                <w:lang w:val="en-US"/>
+              </w:rPr>
+            </w:pPr>
+            <w:r>
+              <w:rPr>
+                <w:rFonts w:hint="default"/>
+                <w:lang w:val="en-US"/>
+              </w:rPr>
+              <w:t>8</w:t>
+            </w:r>
+          </w:p>
+          <w:p/>
+        </w:tc>
+        <w:tc>
+          <w:tcPr>
+            <w:tcW w:w="2160" w:type="dxa"/>
+          </w:tcPr>
+          <w:p>
+            <w:pPr>
+              <w:rPr>
+                <w:rFonts w:hint="default"/>
+                <w:lang w:val="en-US"/>
+              </w:rPr>
+            </w:pPr>
+            <w:r>
+              <w:rPr>
+                <w:rFonts w:hint="default"/>
+                <w:lang w:val="en-US"/>
+              </w:rPr>
+              <w:t>Git push folder tugas pemrograman web</w:t>
+            </w:r>
+          </w:p>
+        </w:tc>
+        <w:tc>
+          <w:tcPr>
+            <w:tcW w:w="2166" w:type="dxa"/>
+          </w:tcPr>
+          <w:p>
+            <w:pPr>
+              <w:rPr>
+                <w:rFonts w:hint="default"/>
+                <w:lang w:val="en-US"/>
+              </w:rPr>
+            </w:pPr>
+            <w:r>
+              <w:rPr>
+                <w:rFonts w:hint="default"/>
+                <w:lang w:val="en-US"/>
+              </w:rPr>
+              <w:drawing>
+                <wp:inline distT="0" distB="0" distL="114300" distR="114300">
+                  <wp:extent cx="3219450" cy="1809115"/>
+                  <wp:effectExtent l="0" t="0" r="0" b="635"/>
+                  <wp:docPr id="6" name="Picture 6" descr="Screenshot (51)"/>
+                  <wp:cNvGraphicFramePr>
+                    <a:graphicFrameLocks xmlns:a="http://schemas.openxmlformats.org/drawingml/2006/main" noChangeAspect="1"/>
+                  </wp:cNvGraphicFramePr>
+                  <a:graphic xmlns:a="http://schemas.openxmlformats.org/drawingml/2006/main">
+                    <a:graphicData uri="http://schemas.openxmlformats.org/drawingml/2006/picture">
+                      <pic:pic xmlns:pic="http://schemas.openxmlformats.org/drawingml/2006/picture">
+                        <pic:nvPicPr>
+                          <pic:cNvPr id="6" name="Picture 6" descr="Screenshot (51)"/>
+                          <pic:cNvPicPr>
+                            <a:picLocks noChangeAspect="1"/>
+                          </pic:cNvPicPr>
+                        </pic:nvPicPr>
+                        <pic:blipFill>
+                          <a:blip r:embed="rId15"/>
+                          <a:stretch>
+                            <a:fillRect/>
+                          </a:stretch>
+                        </pic:blipFill>
+                        <pic:spPr>
+                          <a:xfrm>
+                            <a:off x="0" y="0"/>
+                            <a:ext cx="3219450" cy="1809115"/>
+                          </a:xfrm>
+                          <a:prstGeom prst="rect">
+                            <a:avLst/>
+                          </a:prstGeom>
+                        </pic:spPr>
+                      </pic:pic>
+                    </a:graphicData>
+                  </a:graphic>
+                </wp:inline>
+              </w:drawing>
             </w:r>
           </w:p>
         </w:tc>
@@ -764,8 +1406,18 @@
       </w:r>
     </w:p>
     <w:p>
+      <w:pPr>
+        <w:rPr>
+          <w:rFonts w:hint="default"/>
+          <w:lang w:val="en-US"/>
+        </w:rPr>
+      </w:pPr>
       <w:r>
-        <w:t>............................................................................................</w:t>
+        <w:rPr>
+          <w:rFonts w:hint="default"/>
+          <w:lang w:val="en-US"/>
+        </w:rPr>
+        <w:t>Kendala terbesar yang kualami cuma saat penyiapan git add . dimana file yang ingin ku commit tidak terpilih.</w:t>
       </w:r>
     </w:p>
     <w:p>
@@ -774,8 +1426,18 @@
       </w:r>
     </w:p>
     <w:p>
+      <w:pPr>
+        <w:rPr>
+          <w:rFonts w:hint="default"/>
+          <w:lang w:val="en-US"/>
+        </w:rPr>
+      </w:pPr>
       <w:r>
-        <w:t>............................................................................................</w:t>
+        <w:rPr>
+          <w:rFonts w:hint="default"/>
+          <w:lang w:val="en-US"/>
+        </w:rPr>
+        <w:t>Jadi aku melakukan git reset agar bisa add kembali file yang spesifik.</w:t>
       </w:r>
     </w:p>
     <w:p>
@@ -784,11 +1446,22 @@
       </w:r>
     </w:p>
     <w:p>
+      <w:pPr>
+        <w:rPr>
+          <w:rFonts w:hint="default"/>
+          <w:lang w:val="en-US"/>
+        </w:rPr>
+      </w:pPr>
       <w:r>
-        <w:t>............................................................................................</w:t>
+        <w:rPr>
+          <w:rFonts w:hint="default"/>
+          <w:lang w:val="en-US"/>
+        </w:rPr>
+        <w:t>Pertemuan kali ini membahas persiapan dan konfigurasi ruang lingkungan kerja pemrograman dengan laravel. Selain itu juga mengajari ulang cara menyiapkan repositorydalam github.</w:t>
       </w:r>
+      <w:bookmarkStart w:id="0" w:name="_GoBack"/>
+      <w:bookmarkEnd w:id="0"/>
     </w:p>
-    <w:p/>
     <w:p>
       <w:r>
         <w:t>D. LINK REPOSITORY GITHUB</w:t>
@@ -796,7 +1469,13 @@
     </w:p>
     <w:p>
       <w:r>
-        <w:t>https://github.com/....................................................</w:t>
+        <w:t>https://github.com/</w:t>
+      </w:r>
+      <w:r>
+        <w:rPr>
+          <w:rFonts w:hint="default"/>
+        </w:rPr>
+        <w:t>yolo00/Michael-Program-Web</w:t>
       </w:r>
     </w:p>
     <w:sectPr>
@@ -1149,7 +1828,7 @@
     <w:lsdException w:uiPriority="99" w:name="footnote text"/>
     <w:lsdException w:uiPriority="99" w:name="annotation text"/>
     <w:lsdException w:qFormat="1" w:uiPriority="99" w:semiHidden="0" w:name="header"/>
-    <w:lsdException w:uiPriority="99" w:semiHidden="0" w:name="footer"/>
+    <w:lsdException w:qFormat="1" w:uiPriority="99" w:semiHidden="0" w:name="footer"/>
     <w:lsdException w:uiPriority="99" w:name="index heading"/>
     <w:lsdException w:qFormat="1" w:uiPriority="35" w:name="caption"/>
     <w:lsdException w:uiPriority="99" w:name="table of figures"/>
@@ -1164,14 +1843,14 @@
     <w:lsdException w:uiPriority="99" w:name="table of authorities"/>
     <w:lsdException w:qFormat="1" w:uiPriority="99" w:semiHidden="0" w:name="macro"/>
     <w:lsdException w:uiPriority="99" w:name="toa heading"/>
-    <w:lsdException w:uiPriority="99" w:semiHidden="0" w:name="List"/>
-    <w:lsdException w:uiPriority="99" w:semiHidden="0" w:name="List Bullet"/>
+    <w:lsdException w:qFormat="1" w:uiPriority="99" w:semiHidden="0" w:name="List"/>
+    <w:lsdException w:qFormat="1" w:uiPriority="99" w:semiHidden="0" w:name="List Bullet"/>
     <w:lsdException w:uiPriority="99" w:semiHidden="0" w:name="List Number"/>
     <w:lsdException w:uiPriority="99" w:semiHidden="0" w:name="List 2"/>
     <w:lsdException w:qFormat="1" w:uiPriority="99" w:semiHidden="0" w:name="List 3"/>
     <w:lsdException w:uiPriority="99" w:name="List 4"/>
     <w:lsdException w:uiPriority="99" w:name="List 5"/>
-    <w:lsdException w:uiPriority="99" w:semiHidden="0" w:name="List Bullet 2"/>
+    <w:lsdException w:qFormat="1" w:uiPriority="99" w:semiHidden="0" w:name="List Bullet 2"/>
     <w:lsdException w:qFormat="1" w:uiPriority="99" w:semiHidden="0" w:name="List Bullet 3"/>
     <w:lsdException w:uiPriority="99" w:name="List Bullet 4"/>
     <w:lsdException w:uiPriority="99" w:name="List Bullet 5"/>
@@ -1183,7 +1862,7 @@
     <w:lsdException w:uiPriority="99" w:name="Closing"/>
     <w:lsdException w:uiPriority="99" w:name="Signature"/>
     <w:lsdException w:qFormat="1" w:uiPriority="1" w:name="Default Paragraph Font"/>
-    <w:lsdException w:uiPriority="99" w:semiHidden="0" w:name="Body Text"/>
+    <w:lsdException w:qFormat="1" w:uiPriority="99" w:semiHidden="0" w:name="Body Text"/>
     <w:lsdException w:uiPriority="99" w:name="Body Text Indent"/>
     <w:lsdException w:qFormat="1" w:uiPriority="99" w:semiHidden="0" w:name="List Continue"/>
     <w:lsdException w:qFormat="1" w:uiPriority="99" w:semiHidden="0" w:name="List Continue 2"/>
@@ -1647,6 +2326,7 @@
     <w:basedOn w:val="1"/>
     <w:link w:val="145"/>
     <w:unhideWhenUsed/>
+    <w:qFormat/>
     <w:uiPriority w:val="99"/>
     <w:pPr>
       <w:spacing w:after="120"/>
@@ -1717,6 +2397,7 @@
     <w:basedOn w:val="1"/>
     <w:link w:val="137"/>
     <w:unhideWhenUsed/>
+    <w:qFormat/>
     <w:uiPriority w:val="99"/>
     <w:pPr>
       <w:tabs>
@@ -1745,6 +2426,7 @@
     <w:name w:val="List"/>
     <w:basedOn w:val="1"/>
     <w:unhideWhenUsed/>
+    <w:qFormat/>
     <w:uiPriority w:val="99"/>
     <w:pPr>
       <w:ind w:left="360" w:hanging="360"/>
@@ -1776,6 +2458,7 @@
     <w:name w:val="List Bullet"/>
     <w:basedOn w:val="1"/>
     <w:unhideWhenUsed/>
+    <w:qFormat/>
     <w:uiPriority w:val="99"/>
     <w:pPr>
       <w:numPr>
@@ -1789,6 +2472,7 @@
     <w:name w:val="List Bullet 2"/>
     <w:basedOn w:val="1"/>
     <w:unhideWhenUsed/>
+    <w:qFormat/>
     <w:uiPriority w:val="99"/>
     <w:pPr>
       <w:numPr>
